--- a/deliverables/streaming-engagement-report.docx
+++ b/deliverables/streaming-engagement-report.docx
@@ -2557,26 +2557,128 @@
     </w:p>
     <w:p>
       <w:pPr>
-        <w:pStyle w:val="BlockText"/>
+        <w:pStyle w:val="FirstParagraph"/>
       </w:pPr>
       <w:r>
         <w:rPr>
           <w:b/>
           <w:bCs/>
         </w:rPr>
-        <w:t xml:space="preserve">[RESERVED FOR EILEEN]</w:t>
-      </w:r>
-      <w:r>
-        <w:t xml:space="preserve"> </w:t>
-      </w:r>
-      <w:r>
-        <w:t xml:space="preserve">The matching dead ends belong here. Candidates from the build</w:t>
-      </w:r>
-      <w:r>
-        <w:t xml:space="preserve"> </w:t>
-      </w:r>
-      <w:r>
-        <w:t xml:space="preserve">record: pooling all name variants into one lookup, which let</w:t>
+        <w:t xml:space="preserve">Google Trends, the source the spec named, was abandoned before any code was written.</w:t>
+      </w:r>
+      <w:r>
+        <w:t xml:space="preserve"> </w:t>
+      </w:r>
+      <w:r>
+        <w:t xml:space="preserve">The standard Python library for it is archived, the unofficial endpoint answers an</w:t>
+      </w:r>
+      <w:r>
+        <w:t xml:space="preserve"> </w:t>
+      </w:r>
+      <w:r>
+        <w:t xml:space="preserve">ordinary browser with HTTP 429, and the official API is an application-only alpha. That</w:t>
+      </w:r>
+      <w:r>
+        <w:t xml:space="preserve"> </w:t>
+      </w:r>
+      <w:r>
+        <w:t xml:space="preserve">cost a day of the plan and improved the project: Wikipedia pageviews are absolute daily</w:t>
+      </w:r>
+      <w:r>
+        <w:t xml:space="preserve"> </w:t>
+      </w:r>
+      <w:r>
+        <w:t xml:space="preserve">counts where Trends is a relative 0–100 index rescaled per query, so titles can actually</w:t>
+      </w:r>
+      <w:r>
+        <w:t xml:space="preserve"> </w:t>
+      </w:r>
+      <w:r>
+        <w:t xml:space="preserve">be compared to each other.</w:t>
+      </w:r>
+    </w:p>
+    <w:p>
+      <w:pPr>
+        <w:pStyle w:val="BodyText"/>
+      </w:pPr>
+      <w:r>
+        <w:rPr>
+          <w:b/>
+          <w:bCs/>
+        </w:rPr>
+        <w:t xml:space="preserve">Fetching demand for every charting title was abandoned mid-run.</w:t>
+      </w:r>
+      <w:r>
+        <w:t xml:space="preserve"> </w:t>
+      </w:r>
+      <w:r>
+        <w:t xml:space="preserve">The Wikimedia API</w:t>
+      </w:r>
+      <w:r>
+        <w:t xml:space="preserve"> </w:t>
+      </w:r>
+      <w:r>
+        <w:t xml:space="preserve">answers an anonymous client with</w:t>
+      </w:r>
+      <w:r>
+        <w:t xml:space="preserve"> </w:t>
+      </w:r>
+      <w:r>
+        <w:rPr>
+          <w:rStyle w:val="VerbatimChar"/>
+        </w:rPr>
+        <w:t xml:space="preserve">Retry-After: 22</w:t>
+      </w:r>
+      <w:r>
+        <w:t xml:space="preserve">, which puts all 2,297 charting titles</w:t>
+      </w:r>
+      <w:r>
+        <w:t xml:space="preserve"> </w:t>
+      </w:r>
+      <w:r>
+        <w:t xml:space="preserve">at roughly eleven hours of continuous polling of a free service. The scope was cut to</w:t>
+      </w:r>
+      <w:r>
+        <w:t xml:space="preserve"> </w:t>
+      </w:r>
+      <w:r>
+        <w:t xml:space="preserve">titles with at least five weeks in the chart — 278 of them, 229 with an English article.</w:t>
+      </w:r>
+      <w:r>
+        <w:t xml:space="preserve"> </w:t>
+      </w:r>
+      <w:r>
+        <w:t xml:space="preserve">The cut is a flag rather than a constant, so widening it is one argument and a longer</w:t>
+      </w:r>
+      <w:r>
+        <w:t xml:space="preserve"> </w:t>
+      </w:r>
+      <w:r>
+        <w:t xml:space="preserve">wait, but every demand finding in this report rests on 229 titles and says so.</w:t>
+      </w:r>
+    </w:p>
+    <w:p>
+      <w:pPr>
+        <w:pStyle w:val="BodyText"/>
+      </w:pPr>
+      <w:r>
+        <w:rPr>
+          <w:b/>
+          <w:bCs/>
+        </w:rPr>
+        <w:t xml:space="preserve">Pooling every name variant into one lookup produced confident wrong answers.</w:t>
+      </w:r>
+      <w:r>
+        <w:t xml:space="preserve"> </w:t>
+      </w:r>
+      <w:r>
+        <w:t xml:space="preserve">With the</w:t>
+      </w:r>
+      <w:r>
+        <w:t xml:space="preserve"> </w:t>
+      </w:r>
+      <w:r>
+        <w:t xml:space="preserve">published name and the season-stripped name in the same pool,</w:t>
       </w:r>
       <w:r>
         <w:t xml:space="preserve"> </w:t>
@@ -2592,19 +2694,59 @@
         <w:t xml:space="preserve"> </w:t>
       </w:r>
       <w:r>
-        <w:t xml:space="preserve">match the</w:t>
-      </w:r>
-      <w:r>
-        <w:t xml:space="preserve"> </w:t>
-      </w:r>
-      <w:r>
-        <w:t xml:space="preserve">2010 original because it had the most votes; deduplicating keys across rungs, which</w:t>
-      </w:r>
-      <w:r>
-        <w:t xml:space="preserve"> </w:t>
-      </w:r>
-      <w:r>
-        <w:t xml:space="preserve">silently disabled the rung that handles</w:t>
+        <w:t xml:space="preserve">matched</w:t>
+      </w:r>
+      <w:r>
+        <w:t xml:space="preserve"> </w:t>
+      </w:r>
+      <w:r>
+        <w:rPr>
+          <w:i/>
+          <w:iCs/>
+        </w:rPr>
+        <w:t xml:space="preserve">Despicable Me</w:t>
+      </w:r>
+      <w:r>
+        <w:t xml:space="preserve"> </w:t>
+      </w:r>
+      <w:r>
+        <w:t xml:space="preserve">(2010) — both were legitimate hits, and the tie-break picked the one with</w:t>
+      </w:r>
+      <w:r>
+        <w:t xml:space="preserve"> </w:t>
+      </w:r>
+      <w:r>
+        <w:t xml:space="preserve">more votes, which was the original. Keys are now tried strongest-first and a rung is only</w:t>
+      </w:r>
+      <w:r>
+        <w:t xml:space="preserve"> </w:t>
+      </w:r>
+      <w:r>
+        <w:t xml:space="preserve">reached when the one above it finds nothing. The case is a regression test.</w:t>
+      </w:r>
+    </w:p>
+    <w:p>
+      <w:pPr>
+        <w:pStyle w:val="BodyText"/>
+      </w:pPr>
+      <w:r>
+        <w:rPr>
+          <w:b/>
+          <w:bCs/>
+        </w:rPr>
+        <w:t xml:space="preserve">A containment rung was considered and rejected.</w:t>
+      </w:r>
+      <w:r>
+        <w:t xml:space="preserve"> </w:t>
+      </w:r>
+      <w:r>
+        <w:t xml:space="preserve">Several near misses are real matches</w:t>
+      </w:r>
+      <w:r>
+        <w:t xml:space="preserve"> </w:t>
+      </w:r>
+      <w:r>
+        <w:t xml:space="preserve">where one name contains the other: Top 10’s</w:t>
       </w:r>
       <w:r>
         <w:t xml:space="preserve"> </w:t>
@@ -2613,28 +2755,258 @@
         <w:rPr>
           <w:rStyle w:val="VerbatimChar"/>
         </w:rPr>
+        <w:t xml:space="preserve">Full Speed: Season 1</w:t>
+      </w:r>
+      <w:r>
+        <w:t xml:space="preserve"> </w:t>
+      </w:r>
+      <w:r>
+        <w:t xml:space="preserve">against the report’s</w:t>
+      </w:r>
+      <w:r>
+        <w:t xml:space="preserve"> </w:t>
+      </w:r>
+      <w:r>
+        <w:rPr>
+          <w:rStyle w:val="VerbatimChar"/>
+        </w:rPr>
+        <w:t xml:space="preserve">NASCAR: Full Speed: Season 1</w:t>
+      </w:r>
+      <w:r>
+        <w:t xml:space="preserve">. Containment would have caught them — and also matched</w:t>
+      </w:r>
+      <w:r>
+        <w:t xml:space="preserve"> </w:t>
+      </w:r>
+      <w:r>
+        <w:rPr>
+          <w:i/>
+          <w:iCs/>
+        </w:rPr>
+        <w:t xml:space="preserve">Avatar</w:t>
+      </w:r>
+      <w:r>
+        <w:t xml:space="preserve"> </w:t>
+      </w:r>
+      <w:r>
+        <w:t xml:space="preserve">to</w:t>
+      </w:r>
+      <w:r>
+        <w:t xml:space="preserve"> </w:t>
+      </w:r>
+      <w:r>
+        <w:rPr>
+          <w:i/>
+          <w:iCs/>
+        </w:rPr>
+        <w:t xml:space="preserve">Avatar: The Last Airbender</w:t>
+      </w:r>
+      <w:r>
+        <w:t xml:space="preserve">. The pairs are in</w:t>
+      </w:r>
+      <w:r>
+        <w:t xml:space="preserve"> </w:t>
+      </w:r>
+      <w:r>
+        <w:rPr>
+          <w:rStyle w:val="VerbatimChar"/>
+        </w:rPr>
+        <w:t xml:space="preserve">near-misses.csv</w:t>
+      </w:r>
+      <w:r>
+        <w:t xml:space="preserve"> </w:t>
+      </w:r>
+      <w:r>
+        <w:t xml:space="preserve">for</w:t>
+      </w:r>
+      <w:r>
+        <w:t xml:space="preserve"> </w:t>
+      </w:r>
+      <w:r>
+        <w:t xml:space="preserve">inspection instead. About a dozen real matches were left on the table to avoid a rule</w:t>
+      </w:r>
+      <w:r>
+        <w:t xml:space="preserve"> </w:t>
+      </w:r>
+      <w:r>
+        <w:t xml:space="preserve">that fails silently and in the wrong direction.</w:t>
+      </w:r>
+    </w:p>
+    <w:p>
+      <w:pPr>
+        <w:pStyle w:val="BodyText"/>
+      </w:pPr>
+      <w:r>
+        <w:rPr>
+          <w:b/>
+          <w:bCs/>
+        </w:rPr>
+        <w:t xml:space="preserve">Deduplicating keys across rungs silently disabled a rung.</w:t>
+      </w:r>
+      <w:r>
+        <w:t xml:space="preserve"> </w:t>
+      </w:r>
+      <w:r>
+        <w:t xml:space="preserve">Dropping a key already</w:t>
+      </w:r>
+      <w:r>
+        <w:t xml:space="preserve"> </w:t>
+      </w:r>
+      <w:r>
+        <w:t xml:space="preserve">tried higher up looked like an obvious optimisation; it stopped</w:t>
+      </w:r>
+      <w:r>
+        <w:t xml:space="preserve"> </w:t>
+      </w:r>
+      <w:r>
+        <w:rPr>
+          <w:rStyle w:val="VerbatimChar"/>
+        </w:rPr>
         <w:t xml:space="preserve">S.W.A.T.</w:t>
       </w:r>
       <w:r>
-        <w:t xml:space="preserve">; ranking by hours-per-week without a</w:t>
-      </w:r>
-      <w:r>
-        <w:t xml:space="preserve"> </w:t>
-      </w:r>
-      <w:r>
-        <w:t xml:space="preserve">floor, which put a title released one week before the report closed at 350M hours a</w:t>
-      </w:r>
-      <w:r>
-        <w:t xml:space="preserve"> </w:t>
-      </w:r>
-      <w:r>
-        <w:t xml:space="preserve">week; and the first lead/lag run, which reported r = 0.99 at a four-week lag from three</w:t>
-      </w:r>
-      <w:r>
-        <w:t xml:space="preserve"> </w:t>
-      </w:r>
-      <w:r>
-        <w:t xml:space="preserve">data points.</w:t>
+        <w:t xml:space="preserve"> </w:t>
+      </w:r>
+      <w:r>
+        <w:t xml:space="preserve">reaching</w:t>
+      </w:r>
+      <w:r>
+        <w:t xml:space="preserve"> </w:t>
+      </w:r>
+      <w:r>
+        <w:t xml:space="preserve">IMDb’s</w:t>
+      </w:r>
+      <w:r>
+        <w:t xml:space="preserve"> </w:t>
+      </w:r>
+      <w:r>
+        <w:rPr>
+          <w:rStyle w:val="VerbatimChar"/>
+        </w:rPr>
+        <w:t xml:space="preserve">S.W.A.T.</w:t>
+      </w:r>
+      <w:r>
+        <w:t xml:space="preserve">, because the spacing rung compares compacted keys — the same string</w:t>
+      </w:r>
+      <w:r>
+        <w:t xml:space="preserve"> </w:t>
+      </w:r>
+      <w:r>
+        <w:t xml:space="preserve">against a different column is a different comparison. Nothing failed. The match rate</w:t>
+      </w:r>
+      <w:r>
+        <w:t xml:space="preserve"> </w:t>
+      </w:r>
+      <w:r>
+        <w:t xml:space="preserve">simply came back lower, which is the failure mode worth fearing in this kind of work.</w:t>
+      </w:r>
+    </w:p>
+    <w:p>
+      <w:pPr>
+        <w:pStyle w:val="BodyText"/>
+      </w:pPr>
+      <w:r>
+        <w:rPr>
+          <w:b/>
+          <w:bCs/>
+        </w:rPr>
+        <w:t xml:space="preserve">The first lead/lag run was wrong twice.</w:t>
+      </w:r>
+      <w:r>
+        <w:t xml:space="preserve"> </w:t>
+      </w:r>
+      <w:r>
+        <w:t xml:space="preserve">In levels, both series rise at release and</w:t>
+      </w:r>
+      <w:r>
+        <w:t xml:space="preserve"> </w:t>
+      </w:r>
+      <w:r>
+        <w:t xml:space="preserve">decay, so they correlate whatever the timing; differencing fixed that. Then an eight-week</w:t>
+      </w:r>
+      <w:r>
+        <w:t xml:space="preserve"> </w:t>
+      </w:r>
+      <w:r>
+        <w:t xml:space="preserve">series scored r = 0.99 at a four-week lag — from three data points — and</w:t>
+      </w:r>
+      <w:r>
+        <w:t xml:space="preserve"> </w:t>
+      </w:r>
+      <w:r>
+        <w:rPr>
+          <w:i/>
+          <w:iCs/>
+        </w:rPr>
+        <w:t xml:space="preserve">The Crown:</w:t>
+      </w:r>
+      <w:r>
+        <w:rPr>
+          <w:i/>
+          <w:iCs/>
+        </w:rPr>
+        <w:t xml:space="preserve"> </w:t>
+      </w:r>
+      <w:r>
+        <w:rPr>
+          <w:i/>
+          <w:iCs/>
+        </w:rPr>
+        <w:t xml:space="preserve">Season 6</w:t>
+      </w:r>
+      <w:r>
+        <w:t xml:space="preserve"> </w:t>
+      </w:r>
+      <w:r>
+        <w:t xml:space="preserve">briefly looked like a four-week leading indicator. A lag is now only considered</w:t>
+      </w:r>
+      <w:r>
+        <w:t xml:space="preserve"> </w:t>
+      </w:r>
+      <w:r>
+        <w:t xml:space="preserve">when at least six weeks survive the shift.</w:t>
+      </w:r>
+    </w:p>
+    <w:p>
+      <w:pPr>
+        <w:pStyle w:val="BodyText"/>
+      </w:pPr>
+      <w:r>
+        <w:rPr>
+          <w:b/>
+          <w:bCs/>
+        </w:rPr>
+        <w:t xml:space="preserve">Two rankings had to be thrown away for having no floor.</w:t>
+      </w:r>
+      <w:r>
+        <w:t xml:space="preserve"> </w:t>
+      </w:r>
+      <w:r>
+        <w:t xml:space="preserve">Hours per week available put</w:t>
+      </w:r>
+      <w:r>
+        <w:t xml:space="preserve"> </w:t>
+      </w:r>
+      <w:r>
+        <w:t xml:space="preserve">a title released one week before the report closed at 350M hours a week; the genre chart</w:t>
+      </w:r>
+      <w:r>
+        <w:t xml:space="preserve"> </w:t>
+      </w:r>
+      <w:r>
+        <w:t xml:space="preserve">came out with every bar collapsed at the left because one genre’s bootstrap interval was</w:t>
+      </w:r>
+      <w:r>
+        <w:t xml:space="preserve"> </w:t>
+      </w:r>
+      <w:r>
+        <w:rPr>
+          <w:rStyle w:val="VerbatimChar"/>
+        </w:rPr>
+        <w:t xml:space="preserve">NaN</w:t>
+      </w:r>
+      <w:r>
+        <w:t xml:space="preserve">, from resamples that drew none of its two charting titles.</w:t>
       </w:r>
     </w:p>
     <w:bookmarkEnd w:id="30"/>
@@ -2649,32 +3021,421 @@
     </w:p>
     <w:p>
       <w:pPr>
-        <w:pStyle w:val="BlockText"/>
+        <w:pStyle w:val="FirstParagraph"/>
       </w:pPr>
       <w:r>
         <w:rPr>
           <w:b/>
           <w:bCs/>
         </w:rPr>
-        <w:t xml:space="preserve">[RESERVED FOR EILEEN]</w:t>
-      </w:r>
-      <w:r>
-        <w:t xml:space="preserve"> </w:t>
-      </w:r>
-      <w:r>
-        <w:t xml:space="preserve">The renewal-shaped recommendation, and the interpretation of</w:t>
-      </w:r>
-      <w:r>
-        <w:t xml:space="preserve"> </w:t>
-      </w:r>
-      <w:r>
-        <w:t xml:space="preserve">the three findings above. This section is deliberately not written by the agent: it is</w:t>
-      </w:r>
-      <w:r>
-        <w:t xml:space="preserve"> </w:t>
-      </w:r>
-      <w:r>
-        <w:t xml:space="preserve">the judgement an interviewer will push on hardest.</w:t>
+        <w:t xml:space="preserve">Rank renewals on hours per week available, within genre and language, and require the</w:t>
+      </w:r>
+      <w:r>
+        <w:rPr>
+          <w:b/>
+          <w:bCs/>
+        </w:rPr>
+        <w:t xml:space="preserve"> </w:t>
+      </w:r>
+      <w:r>
+        <w:rPr>
+          <w:b/>
+          <w:bCs/>
+        </w:rPr>
+        <w:t xml:space="preserve">chart to agree before treating a strong opening as a reason to renew.</w:t>
+      </w:r>
+      <w:r>
+        <w:t xml:space="preserve"> </w:t>
+      </w:r>
+      <w:r>
+        <w:t xml:space="preserve">The two numbers</w:t>
+      </w:r>
+      <w:r>
+        <w:t xml:space="preserve"> </w:t>
+      </w:r>
+      <w:r>
+        <w:t xml:space="preserve">correlate at 0.18, so they disagree often, and the disagreements are where the decision</w:t>
+      </w:r>
+      <w:r>
+        <w:t xml:space="preserve"> </w:t>
+      </w:r>
+      <w:r>
+        <w:t xml:space="preserve">actually is: a big opening with no chart legs is a marketing result, and steady hours</w:t>
+      </w:r>
+      <w:r>
+        <w:t xml:space="preserve"> </w:t>
+      </w:r>
+      <w:r>
+        <w:t xml:space="preserve">with no chart presence is an audience the chart cannot see.</w:t>
+      </w:r>
+    </w:p>
+    <w:p>
+      <w:pPr>
+        <w:pStyle w:val="BodyText"/>
+      </w:pPr>
+      <w:r>
+        <w:t xml:space="preserve">Three things follow from the findings, in order of how much I would stake on them.</w:t>
+      </w:r>
+    </w:p>
+    <w:p>
+      <w:pPr>
+        <w:pStyle w:val="BodyText"/>
+      </w:pPr>
+      <w:r>
+        <w:rPr>
+          <w:b/>
+          <w:bCs/>
+        </w:rPr>
+        <w:t xml:space="preserve">Stop using chart presence as the screen for kids’ and family content.</w:t>
+      </w:r>
+      <w:r>
+        <w:t xml:space="preserve"> </w:t>
+      </w:r>
+      <w:r>
+        <w:t xml:space="preserve">Family delivers</w:t>
+      </w:r>
+      <w:r>
+        <w:t xml:space="preserve"> </w:t>
+      </w:r>
+      <w:r>
+        <w:t xml:space="preserve">1.65 times the viewing its chart presence implies and Animation 1.32, with intervals</w:t>
+      </w:r>
+      <w:r>
+        <w:t xml:space="preserve"> </w:t>
+      </w:r>
+      <w:r>
+        <w:t xml:space="preserve">clear of parity, while Documentary at 0.44 and Thriller at 0.67 run the other way. A</w:t>
+      </w:r>
+      <w:r>
+        <w:t xml:space="preserve"> </w:t>
+      </w:r>
+      <w:r>
+        <w:t xml:space="preserve">renewal process that starts from</w:t>
+      </w:r>
+      <w:r>
+        <w:t xml:space="preserve"> </w:t>
+      </w:r>
+      <w:r>
+        <w:t xml:space="preserve">“did it chart”</w:t>
+      </w:r>
+      <w:r>
+        <w:t xml:space="preserve"> </w:t>
+      </w:r>
+      <w:r>
+        <w:t xml:space="preserve">systematically undervalues the first</w:t>
+      </w:r>
+      <w:r>
+        <w:t xml:space="preserve"> </w:t>
+      </w:r>
+      <w:r>
+        <w:t xml:space="preserve">group and overvalues the second. The mechanism I would guess at — rewatching, and</w:t>
+      </w:r>
+      <w:r>
+        <w:t xml:space="preserve"> </w:t>
+      </w:r>
+      <w:r>
+        <w:t xml:space="preserve">children’s viewing spread thin across many weeks rather than concentrated at release —</w:t>
+      </w:r>
+      <w:r>
+        <w:t xml:space="preserve"> </w:t>
+      </w:r>
+      <w:r>
+        <w:t xml:space="preserve">is</w:t>
+      </w:r>
+      <w:r>
+        <w:t xml:space="preserve"> </w:t>
+      </w:r>
+      <w:r>
+        <w:rPr>
+          <w:i/>
+          <w:iCs/>
+        </w:rPr>
+        <w:t xml:space="preserve">not</w:t>
+      </w:r>
+      <w:r>
+        <w:t xml:space="preserve"> </w:t>
+      </w:r>
+      <w:r>
+        <w:t xml:space="preserve">something this data can test, and I would say so rather than assert it.</w:t>
+      </w:r>
+    </w:p>
+    <w:p>
+      <w:pPr>
+        <w:pStyle w:val="BodyText"/>
+      </w:pPr>
+      <w:r>
+        <w:rPr>
+          <w:b/>
+          <w:bCs/>
+        </w:rPr>
+        <w:t xml:space="preserve">Drop IMDb rating from renewal inputs.</w:t>
+      </w:r>
+      <w:r>
+        <w:t xml:space="preserve"> </w:t>
+      </w:r>
+      <w:r>
+        <w:t xml:space="preserve">It is the kind of variable that gets into a</w:t>
+      </w:r>
+      <w:r>
+        <w:t xml:space="preserve"> </w:t>
+      </w:r>
+      <w:r>
+        <w:t xml:space="preserve">scorecard because it sounds sensible. Its raw correlation with chart longevity is 0.118</w:t>
+      </w:r>
+      <w:r>
+        <w:t xml:space="preserve"> </w:t>
+      </w:r>
+      <w:r>
+        <w:t xml:space="preserve">and significant, and it survives no control at all: with size held constant the estimate</w:t>
+      </w:r>
+      <w:r>
+        <w:t xml:space="preserve"> </w:t>
+      </w:r>
+      <w:r>
+        <w:t xml:space="preserve">is 0.06 weeks per rating point, interval −0.03 to +0.17. Whatever a rating measures, it</w:t>
+      </w:r>
+      <w:r>
+        <w:t xml:space="preserve"> </w:t>
+      </w:r>
+      <w:r>
+        <w:t xml:space="preserve">does not predict how long a title holds the chart.</w:t>
+      </w:r>
+    </w:p>
+    <w:p>
+      <w:pPr>
+        <w:pStyle w:val="BodyText"/>
+      </w:pPr>
+      <w:r>
+        <w:rPr>
+          <w:b/>
+          <w:bCs/>
+        </w:rPr>
+        <w:t xml:space="preserve">Do not build an early-warning dashboard on public attention.</w:t>
+      </w:r>
+      <w:r>
+        <w:t xml:space="preserve"> </w:t>
+      </w:r>
+      <w:r>
+        <w:t xml:space="preserve">Wikipedia moves in the</w:t>
+      </w:r>
+      <w:r>
+        <w:t xml:space="preserve"> </w:t>
+      </w:r>
+      <w:r>
+        <w:t xml:space="preserve">same week as viewing, not before it — 47 of 63 titles fit best at a lag of zero, and the</w:t>
+      </w:r>
+      <w:r>
+        <w:t xml:space="preserve"> </w:t>
+      </w:r>
+      <w:r>
+        <w:t xml:space="preserve">leads and lags split 8 to 8. What the series is good for is corroboration: it is a cheap</w:t>
+      </w:r>
+      <w:r>
+        <w:t xml:space="preserve"> </w:t>
+      </w:r>
+      <w:r>
+        <w:t xml:space="preserve">external check that a title’s reported performance is not a reporting artefact, and it</w:t>
+      </w:r>
+      <w:r>
+        <w:t xml:space="preserve"> </w:t>
+      </w:r>
+      <w:r>
+        <w:t xml:space="preserve">keeps measuring attention after a title leaves the chart, where Netflix’s weekly numbers</w:t>
+      </w:r>
+      <w:r>
+        <w:t xml:space="preserve"> </w:t>
+      </w:r>
+      <w:r>
+        <w:t xml:space="preserve">stop.</w:t>
+      </w:r>
+    </w:p>
+    <w:p>
+      <w:pPr>
+        <w:pStyle w:val="BodyText"/>
+      </w:pPr>
+      <w:r>
+        <w:rPr>
+          <w:b/>
+          <w:bCs/>
+        </w:rPr>
+        <w:t xml:space="preserve">What would change my answer.</w:t>
+      </w:r>
+      <w:r>
+        <w:t xml:space="preserve"> </w:t>
+      </w:r>
+      <w:r>
+        <w:t xml:space="preserve">Rewatch data would test the Family mechanism directly.</w:t>
+      </w:r>
+      <w:r>
+        <w:t xml:space="preserve"> </w:t>
+      </w:r>
+      <w:r>
+        <w:t xml:space="preserve">Per-country data would separate</w:t>
+      </w:r>
+      <w:r>
+        <w:t xml:space="preserve"> </w:t>
+      </w:r>
+      <w:r>
+        <w:t xml:space="preserve">“non-English titles hold the chart longer”</w:t>
+      </w:r>
+      <w:r>
+        <w:t xml:space="preserve"> </w:t>
+      </w:r>
+      <w:r>
+        <w:t xml:space="preserve">from</w:t>
+      </w:r>
+      <w:r>
+        <w:t xml:space="preserve"> </w:t>
+      </w:r>
+      <w:r>
+        <w:t xml:space="preserve">“they</w:t>
+      </w:r>
+      <w:r>
+        <w:t xml:space="preserve"> </w:t>
+      </w:r>
+      <w:r>
+        <w:t xml:space="preserve">compete in a category with fewer contenders”</w:t>
+      </w:r>
+      <w:r>
+        <w:t xml:space="preserve">. A second platform would show whether any of</w:t>
+      </w:r>
+      <w:r>
+        <w:t xml:space="preserve"> </w:t>
+      </w:r>
+      <w:r>
+        <w:t xml:space="preserve">this is about Netflix or about streaming. None of the three is available publicly, and</w:t>
+      </w:r>
+      <w:r>
+        <w:t xml:space="preserve"> </w:t>
+      </w:r>
+      <w:r>
+        <w:t xml:space="preserve">the absence of the first is the reason the strongest finding here is framed as a</w:t>
+      </w:r>
+      <w:r>
+        <w:t xml:space="preserve"> </w:t>
+      </w:r>
+      <w:r>
+        <w:t xml:space="preserve">measurement rather than an explanation.</w:t>
+      </w:r>
+    </w:p>
+    <w:p>
+      <w:r>
+        <w:pict>
+          <v:rect style="width:0;height:1.5pt" o:hralign="center" o:hrstd="t" o:hr="t"/>
+        </w:pict>
+      </w:r>
+    </w:p>
+    <w:p>
+      <w:pPr>
+        <w:pStyle w:val="FirstParagraph"/>
+      </w:pPr>
+      <w:r>
+        <w:rPr>
+          <w:b/>
+          <w:bCs/>
+        </w:rPr>
+        <w:t xml:space="preserve">Authorship, stated plainly.</w:t>
+      </w:r>
+      <w:r>
+        <w:t xml:space="preserve"> </w:t>
+      </w:r>
+      <w:r>
+        <w:t xml:space="preserve">The two sections above —</w:t>
+      </w:r>
+      <w:r>
+        <w:t xml:space="preserve"> </w:t>
+      </w:r>
+      <w:r>
+        <w:rPr>
+          <w:i/>
+          <w:iCs/>
+        </w:rPr>
+        <w:t xml:space="preserve">What didn’t work</w:t>
+      </w:r>
+      <w:r>
+        <w:t xml:space="preserve"> </w:t>
+      </w:r>
+      <w:r>
+        <w:t xml:space="preserve">and</w:t>
+      </w:r>
+      <w:r>
+        <w:t xml:space="preserve"> </w:t>
+      </w:r>
+      <w:r>
+        <w:rPr>
+          <w:i/>
+          <w:iCs/>
+        </w:rPr>
+        <w:t xml:space="preserve">Recommendation</w:t>
+      </w:r>
+      <w:r>
+        <w:t xml:space="preserve"> </w:t>
+      </w:r>
+      <w:r>
+        <w:t xml:space="preserve">— were drafted by the agent at Eileen’s request on 2026-09-27, from the</w:t>
+      </w:r>
+      <w:r>
+        <w:t xml:space="preserve"> </w:t>
+      </w:r>
+      <w:r>
+        <w:t xml:space="preserve">project’s own build record and results. Every number in them is reproducible from the</w:t>
+      </w:r>
+      <w:r>
+        <w:t xml:space="preserve"> </w:t>
+      </w:r>
+      <w:r>
+        <w:t xml:space="preserve">repository. The judgement calls recorded in</w:t>
+      </w:r>
+      <w:r>
+        <w:t xml:space="preserve"> </w:t>
+      </w:r>
+      <w:r>
+        <w:rPr>
+          <w:rStyle w:val="VerbatimChar"/>
+        </w:rPr>
+        <w:t xml:space="preserve">data/validation/</w:t>
+      </w:r>
+      <w:r>
+        <w:t xml:space="preserve"> </w:t>
+      </w:r>
+      <w:r>
+        <w:t xml:space="preserve">— the threshold, the</w:t>
+      </w:r>
+      <w:r>
+        <w:t xml:space="preserve"> </w:t>
+      </w:r>
+      <w:r>
+        <w:t xml:space="preserve">source swap, the metric definition, what happens to unmatched titles — are Eileen’s, and</w:t>
+      </w:r>
+      <w:r>
+        <w:t xml:space="preserve"> </w:t>
+      </w:r>
+      <w:r>
+        <w:t xml:space="preserve">are documented there with her reasoning.</w:t>
+      </w:r>
+      <w:r>
+        <w:t xml:space="preserve"> </w:t>
+      </w:r>
+      <w:r>
+        <w:rPr>
+          <w:b/>
+          <w:bCs/>
+        </w:rPr>
+        <w:t xml:space="preserve">Read these two sections before an interview</w:t>
+      </w:r>
+      <w:r>
+        <w:rPr>
+          <w:b/>
+          <w:bCs/>
+        </w:rPr>
+        <w:t xml:space="preserve"> </w:t>
+      </w:r>
+      <w:r>
+        <w:rPr>
+          <w:b/>
+          <w:bCs/>
+        </w:rPr>
+        <w:t xml:space="preserve">and make sure you would defend them as your own.</w:t>
       </w:r>
     </w:p>
     <w:p>

--- a/deliverables/streaming-engagement-report.docx
+++ b/deliverables/streaming-engagement-report.docx
@@ -977,10 +977,7 @@
               <w:t xml:space="preserve">Shameless (U.S.)</w:t>
             </w:r>
             <w:r>
-              <w:t xml:space="preserve"> </w:t>
-            </w:r>
-            <w:r>
-              <w:t xml:space="preserve">→</w:t>
+              <w:t xml:space="preserve">,</w:t>
             </w:r>
             <w:r>
               <w:t xml:space="preserve"> </w:t>
@@ -989,7 +986,7 @@
               <w:rPr>
                 <w:rStyle w:val="VerbatimChar"/>
               </w:rPr>
-              <w:t xml:space="preserve">Shameless</w:t>
+              <w:t xml:space="preserve">Leo (Hindi)</w:t>
             </w:r>
             <w:r>
               <w:t xml:space="preserve">)</w:t>
@@ -1003,7 +1000,7 @@
               <w:pStyle w:val="Compact"/>
             </w:pPr>
             <w:r>
-              <w:t xml:space="preserve">12</w:t>
+              <w:t xml:space="preserve">95</w:t>
             </w:r>
           </w:p>
         </w:tc>
@@ -1016,18 +1013,18 @@
               <w:pStyle w:val="Compact"/>
             </w:pPr>
             <w:r>
-              <w:t xml:space="preserve">fuzzy, score ≥ 88</w:t>
-            </w:r>
-          </w:p>
-        </w:tc>
-        <w:tc>
-          <w:tcPr/>
-          <w:p>
-            <w:pPr>
-              <w:pStyle w:val="Compact"/>
-            </w:pPr>
-            <w:r>
-              <w:t xml:space="preserve">258</w:t>
+              <w:t xml:space="preserve">fuzzy, score ≥ 87</w:t>
+            </w:r>
+          </w:p>
+        </w:tc>
+        <w:tc>
+          <w:tcPr/>
+          <w:p>
+            <w:pPr>
+              <w:pStyle w:val="Compact"/>
+            </w:pPr>
+            <w:r>
+              <w:t xml:space="preserve">284</w:t>
             </w:r>
           </w:p>
         </w:tc>
@@ -1051,7 +1048,7 @@
               <w:pStyle w:val="Compact"/>
             </w:pPr>
             <w:r>
-              <w:t xml:space="preserve">1,867</w:t>
+              <w:t xml:space="preserve">1,771</w:t>
             </w:r>
           </w:p>
         </w:tc>
@@ -1075,7 +1072,7 @@
               <w:pStyle w:val="Compact"/>
             </w:pPr>
             <w:r>
-              <w:t xml:space="preserve">72</w:t>
+              <w:t xml:space="preserve">59</w:t>
             </w:r>
           </w:p>
         </w:tc>
@@ -1220,7 +1217,7 @@
               <w:pStyle w:val="Compact"/>
             </w:pPr>
             <w:r>
-              <w:t xml:space="preserve">22,963</w:t>
+              <w:t xml:space="preserve">23,072</w:t>
             </w:r>
           </w:p>
         </w:tc>
@@ -1235,7 +1232,7 @@
                 <w:b/>
                 <w:bCs/>
               </w:rPr>
-              <w:t xml:space="preserve">92.2%</w:t>
+              <w:t xml:space="preserve">92.7%</w:t>
             </w:r>
           </w:p>
         </w:tc>
@@ -1270,18 +1267,18 @@
               <w:pStyle w:val="Compact"/>
             </w:pPr>
             <w:r>
-              <w:t xml:space="preserve">15,538</w:t>
-            </w:r>
-          </w:p>
-        </w:tc>
-        <w:tc>
-          <w:tcPr/>
-          <w:p>
-            <w:pPr>
-              <w:pStyle w:val="Compact"/>
-            </w:pPr>
-            <w:r>
-              <w:t xml:space="preserve">96.2%</w:t>
+              <w:t xml:space="preserve">15,633</w:t>
+            </w:r>
+          </w:p>
+        </w:tc>
+        <w:tc>
+          <w:tcPr/>
+          <w:p>
+            <w:pPr>
+              <w:pStyle w:val="Compact"/>
+            </w:pPr>
+            <w:r>
+              <w:t xml:space="preserve">96.8%</w:t>
             </w:r>
           </w:p>
         </w:tc>
@@ -1316,18 +1313,18 @@
               <w:pStyle w:val="Compact"/>
             </w:pPr>
             <w:r>
-              <w:t xml:space="preserve">7,425</w:t>
-            </w:r>
-          </w:p>
-        </w:tc>
-        <w:tc>
-          <w:tcPr/>
-          <w:p>
-            <w:pPr>
-              <w:pStyle w:val="Compact"/>
-            </w:pPr>
-            <w:r>
-              <w:t xml:space="preserve">84.9%</w:t>
+              <w:t xml:space="preserve">7,439</w:t>
+            </w:r>
+          </w:p>
+        </w:tc>
+        <w:tc>
+          <w:tcPr/>
+          <w:p>
+            <w:pPr>
+              <w:pStyle w:val="Compact"/>
+            </w:pPr>
+            <w:r>
+              <w:t xml:space="preserve">85.0%</w:t>
             </w:r>
           </w:p>
         </w:tc>
@@ -1371,7 +1368,7 @@
                 <w:b/>
                 <w:bCs/>
               </w:rPr>
-              <w:t xml:space="preserve">98.7%</w:t>
+              <w:t xml:space="preserve">98.8%</w:t>
             </w:r>
           </w:p>
         </w:tc>
@@ -1382,7 +1379,7 @@
         <w:pStyle w:val="BodyText"/>
       </w:pPr>
       <w:r>
-        <w:t xml:space="preserve">Fuzzy matching contributes one pair on the first join and 258 on the second. Nearly all</w:t>
+        <w:t xml:space="preserve">Fuzzy matching contributes one pair on the first join and 284 on the second. Nearly all</w:t>
       </w:r>
       <w:r>
         <w:t xml:space="preserve"> </w:t>
@@ -1406,179 +1403,446 @@
           <w:b/>
           <w:bCs/>
         </w:rPr>
-        <w:t xml:space="preserve">The threshold is 88, set by reading the near-miss list by band, not by picking a round</w:t>
+        <w:t xml:space="preserve">The threshold is 87, and a person set it.</w:t>
+      </w:r>
+      <w:r>
+        <w:t xml:space="preserve"> </w:t>
+      </w:r>
+      <w:r>
+        <w:t xml:space="preserve">It started at 88, read off the near-miss</w:t>
+      </w:r>
+      <w:r>
+        <w:t xml:space="preserve"> </w:t>
+      </w:r>
+      <w:r>
+        <w:t xml:space="preserve">list band by band — the 88–90 band is mostly true matches, whole film families where</w:t>
+      </w:r>
+      <w:r>
+        <w:t xml:space="preserve"> </w:t>
+      </w:r>
+      <w:r>
+        <w:t xml:space="preserve">Netflix writes</w:t>
+      </w:r>
+      <w:r>
+        <w:t xml:space="preserve"> </w:t>
+      </w:r>
+      <w:r>
+        <w:rPr>
+          <w:rStyle w:val="VerbatimChar"/>
+        </w:rPr>
+        <w:t xml:space="preserve">Detective Conan the Movie: The Scarlet Bullet</w:t>
+      </w:r>
+      <w:r>
+        <w:t xml:space="preserve"> </w:t>
+      </w:r>
+      <w:r>
+        <w:t xml:space="preserve">and IMDb writes</w:t>
+      </w:r>
+      <w:r>
+        <w:t xml:space="preserve"> </w:t>
+      </w:r>
+      <w:r>
+        <w:rPr>
+          <w:rStyle w:val="VerbatimChar"/>
+        </w:rPr>
+        <w:t xml:space="preserve">detective conan the scarlet bullet</w:t>
+      </w:r>
+      <w:r>
+        <w:t xml:space="preserve">, while the 85–88 band is genuinely mixed.</w:t>
+      </w:r>
+    </w:p>
+    <w:p>
+      <w:pPr>
+        <w:pStyle w:val="BodyText"/>
+      </w:pPr>
+      <w:r>
+        <w:t xml:space="preserve">Then 30 pairs sampled across the score range were hand-labelled, with the score and the</w:t>
+      </w:r>
+      <w:r>
+        <w:t xml:space="preserve"> </w:t>
+      </w:r>
+      <w:r>
+        <w:t xml:space="preserve">pipeline’s verdict hidden from the page.</w:t>
+      </w:r>
+      <w:r>
+        <w:t xml:space="preserve"> </w:t>
       </w:r>
       <w:r>
         <w:rPr>
           <w:b/>
           <w:bCs/>
         </w:rPr>
-        <w:t xml:space="preserve"> </w:t>
+        <w:t xml:space="preserve">The labels agreed with the pipeline on 24 of</w:t>
       </w:r>
       <w:r>
         <w:rPr>
           <w:b/>
           <w:bCs/>
         </w:rPr>
-        <w:t xml:space="preserve">number.</w:t>
-      </w:r>
-      <w:r>
-        <w:t xml:space="preserve"> </w:t>
-      </w:r>
-      <w:r>
-        <w:t xml:space="preserve">The 88–90 band is mostly true matches — whole film families where Netflix</w:t>
-      </w:r>
-      <w:r>
-        <w:t xml:space="preserve"> </w:t>
-      </w:r>
-      <w:r>
-        <w:t xml:space="preserve">writes</w:t>
-      </w:r>
-      <w:r>
-        <w:t xml:space="preserve"> </w:t>
-      </w:r>
-      <w:r>
-        <w:rPr>
-          <w:rStyle w:val="VerbatimChar"/>
-        </w:rPr>
-        <w:t xml:space="preserve">Detective Conan the Movie: The Scarlet Bullet</w:t>
-      </w:r>
-      <w:r>
-        <w:t xml:space="preserve"> </w:t>
-      </w:r>
-      <w:r>
-        <w:t xml:space="preserve">and IMDb writes</w:t>
-      </w:r>
-      <w:r>
-        <w:t xml:space="preserve"> </w:t>
-      </w:r>
-      <w:r>
-        <w:rPr>
-          <w:rStyle w:val="VerbatimChar"/>
-        </w:rPr>
-        <w:t xml:space="preserve">detective conan the scarlet bullet</w:t>
-      </w:r>
-      <w:r>
-        <w:t xml:space="preserve">. The 85–88 band is genuinely mixed. Three pairs 88 correctly rejects:</w:t>
-      </w:r>
-      <w:r>
-        <w:t xml:space="preserve"> </w:t>
-      </w:r>
-      <w:r>
-        <w:rPr>
-          <w:rStyle w:val="VerbatimChar"/>
-        </w:rPr>
-        <w:t xml:space="preserve">Sir (Hindi) (2023)</w:t>
-      </w:r>
-      <w:r>
-        <w:t xml:space="preserve"> </w:t>
-      </w:r>
-      <w:r>
-        <w:t xml:space="preserve">vs</w:t>
-      </w:r>
-      <w:r>
-        <w:t xml:space="preserve"> </w:t>
-      </w:r>
-      <w:r>
-        <w:rPr>
-          <w:rStyle w:val="VerbatimChar"/>
-        </w:rPr>
-        <w:t xml:space="preserve">jai hind sir</w:t>
-      </w:r>
-      <w:r>
-        <w:t xml:space="preserve">,</w:t>
-      </w:r>
-      <w:r>
-        <w:t xml:space="preserve"> </w:t>
-      </w:r>
-      <w:r>
-        <w:rPr>
-          <w:rStyle w:val="VerbatimChar"/>
-        </w:rPr>
-        <w:t xml:space="preserve">Matsumoto Seicho's Kao</w:t>
-      </w:r>
-      <w:r>
-        <w:t xml:space="preserve"> </w:t>
-      </w:r>
-      <w:r>
-        <w:t xml:space="preserve">vs</w:t>
-      </w:r>
-      <w:r>
-        <w:t xml:space="preserve"> </w:t>
-      </w:r>
-      <w:r>
-        <w:rPr>
-          <w:rStyle w:val="VerbatimChar"/>
-        </w:rPr>
-        <w:t xml:space="preserve">matsumoto seicho no ekiro</w:t>
-      </w:r>
-      <w:r>
-        <w:t xml:space="preserve">, and</w:t>
-      </w:r>
-      <w:r>
-        <w:t xml:space="preserve"> </w:t>
-      </w:r>
-      <w:r>
-        <w:rPr>
-          <w:rStyle w:val="VerbatimChar"/>
-        </w:rPr>
-        <w:t xml:space="preserve">Louis C.K.: Ridiculous</w:t>
-      </w:r>
-      <w:r>
-        <w:t xml:space="preserve"> </w:t>
-      </w:r>
-      <w:r>
-        <w:t xml:space="preserve">vs</w:t>
-      </w:r>
-      <w:r>
-        <w:t xml:space="preserve"> </w:t>
-      </w:r>
-      <w:r>
-        <w:rPr>
-          <w:rStyle w:val="VerbatimChar"/>
-        </w:rPr>
-        <w:t xml:space="preserve">ridiculous cakes</w:t>
-      </w:r>
-      <w:r>
-        <w:t xml:space="preserve">.</w:t>
-      </w:r>
-    </w:p>
-    <w:p>
-      <w:pPr>
-        <w:pStyle w:val="BodyText"/>
-      </w:pPr>
-      <w:r>
-        <w:t xml:space="preserve">Where one name matches several IMDb ids, they are narrowed by year, then year within</w:t>
-      </w:r>
-      <w:r>
-        <w:t xml:space="preserve"> </w:t>
-      </w:r>
-      <w:r>
-        <w:t xml:space="preserve">one, then vote count. The last of those is a judgement rather than a fact, so it is</w:t>
-      </w:r>
-      <w:r>
-        <w:t xml:space="preserve"> </w:t>
-      </w:r>
-      <w:r>
-        <w:t xml:space="preserve">counted and the genuinely close cases are listed.</w:t>
-      </w:r>
-    </w:p>
-    <w:p>
-      <w:pPr>
-        <w:pStyle w:val="BodyText"/>
-      </w:pPr>
+        <w:t xml:space="preserve"> </w:t>
+      </w:r>
       <w:r>
         <w:rPr>
           <w:b/>
           <w:bCs/>
         </w:rPr>
+        <w:t xml:space="preserve">the 29 judged, and put the threshold at 87</w:t>
+      </w:r>
+      <w:r>
+        <w:t xml:space="preserve"> </w:t>
+      </w:r>
+      <w:r>
+        <w:t xml:space="preserve">— three disagreements there against four at</w:t>
+      </w:r>
+      <w:r>
+        <w:t xml:space="preserve"> </w:t>
+      </w:r>
+      <w:r>
+        <w:t xml:space="preserve">88. Pairs it correctly rejects:</w:t>
+      </w:r>
+      <w:r>
+        <w:t xml:space="preserve"> </w:t>
+      </w:r>
+      <w:r>
+        <w:rPr>
+          <w:rStyle w:val="VerbatimChar"/>
+        </w:rPr>
+        <w:t xml:space="preserve">Sir (Hindi) (2023)</w:t>
+      </w:r>
+      <w:r>
+        <w:t xml:space="preserve"> </w:t>
+      </w:r>
+      <w:r>
+        <w:t xml:space="preserve">vs</w:t>
+      </w:r>
+      <w:r>
+        <w:t xml:space="preserve"> </w:t>
+      </w:r>
+      <w:r>
+        <w:rPr>
+          <w:rStyle w:val="VerbatimChar"/>
+        </w:rPr>
+        <w:t xml:space="preserve">jai hind sir</w:t>
+      </w:r>
+      <w:r>
+        <w:t xml:space="preserve">,</w:t>
+      </w:r>
+      <w:r>
+        <w:t xml:space="preserve"> </w:t>
+      </w:r>
+      <w:r>
+        <w:rPr>
+          <w:rStyle w:val="VerbatimChar"/>
+        </w:rPr>
+        <w:t xml:space="preserve">Matsumoto Seicho's Kao</w:t>
+      </w:r>
+      <w:r>
+        <w:t xml:space="preserve"> </w:t>
+      </w:r>
+      <w:r>
+        <w:t xml:space="preserve">vs</w:t>
+      </w:r>
+      <w:r>
+        <w:t xml:space="preserve"> </w:t>
+      </w:r>
+      <w:r>
+        <w:rPr>
+          <w:rStyle w:val="VerbatimChar"/>
+        </w:rPr>
+        <w:t xml:space="preserve">matsumoto seicho no ekiro</w:t>
+      </w:r>
+      <w:r>
+        <w:t xml:space="preserve">,</w:t>
+      </w:r>
+      <w:r>
+        <w:t xml:space="preserve"> </w:t>
+      </w:r>
+      <w:r>
+        <w:rPr>
+          <w:rStyle w:val="VerbatimChar"/>
+        </w:rPr>
+        <w:t xml:space="preserve">Louis C.K.: Ridiculous</w:t>
+      </w:r>
+      <w:r>
+        <w:t xml:space="preserve"> </w:t>
+      </w:r>
+      <w:r>
+        <w:t xml:space="preserve">vs</w:t>
+      </w:r>
+      <w:r>
+        <w:t xml:space="preserve"> </w:t>
+      </w:r>
+      <w:r>
+        <w:rPr>
+          <w:rStyle w:val="VerbatimChar"/>
+        </w:rPr>
+        <w:t xml:space="preserve">ridiculous cakes</w:t>
+      </w:r>
+      <w:r>
+        <w:t xml:space="preserve">.</w:t>
+      </w:r>
+    </w:p>
+    <w:p>
+      <w:pPr>
+        <w:pStyle w:val="BodyText"/>
+      </w:pPr>
+      <w:r>
+        <w:t xml:space="preserve">Two pairs it accepts are</w:t>
+      </w:r>
+      <w:r>
+        <w:t xml:space="preserve"> </w:t>
+      </w:r>
+      <w:r>
+        <w:rPr>
+          <w:b/>
+          <w:bCs/>
+        </w:rPr>
+        <w:t xml:space="preserve">not</w:t>
+      </w:r>
+      <w:r>
+        <w:t xml:space="preserve"> </w:t>
+      </w:r>
+      <w:r>
+        <w:t xml:space="preserve">matches —</w:t>
+      </w:r>
+      <w:r>
+        <w:t xml:space="preserve"> </w:t>
+      </w:r>
+      <w:r>
+        <w:rPr>
+          <w:rStyle w:val="VerbatimChar"/>
+        </w:rPr>
+        <w:t xml:space="preserve">Project Mc²: Part 2</w:t>
+      </w:r>
+      <w:r>
+        <w:t xml:space="preserve"> </w:t>
+      </w:r>
+      <w:r>
+        <w:t xml:space="preserve">vs</w:t>
+      </w:r>
+      <w:r>
+        <w:t xml:space="preserve"> </w:t>
+      </w:r>
+      <w:r>
+        <w:rPr>
+          <w:rStyle w:val="VerbatimChar"/>
+        </w:rPr>
+        <w:t xml:space="preserve">project c24</w:t>
+      </w:r>
+      <w:r>
+        <w:t xml:space="preserve"> </w:t>
+      </w:r>
+      <w:r>
+        <w:t xml:space="preserve">at 90.9,</w:t>
+      </w:r>
+      <w:r>
+        <w:t xml:space="preserve"> </w:t>
+      </w:r>
+      <w:r>
+        <w:t xml:space="preserve">and</w:t>
+      </w:r>
+      <w:r>
+        <w:t xml:space="preserve"> </w:t>
+      </w:r>
+      <w:r>
+        <w:rPr>
+          <w:rStyle w:val="VerbatimChar"/>
+        </w:rPr>
+        <w:t xml:space="preserve">The Secret World of Lego</w:t>
+      </w:r>
+      <w:r>
+        <w:t xml:space="preserve"> </w:t>
+      </w:r>
+      <w:r>
+        <w:t xml:space="preserve">vs</w:t>
+      </w:r>
+      <w:r>
+        <w:t xml:space="preserve"> </w:t>
+      </w:r>
+      <w:r>
+        <w:rPr>
+          <w:rStyle w:val="VerbatimChar"/>
+        </w:rPr>
+        <w:t xml:space="preserve">the secret world of</w:t>
+      </w:r>
+      <w:r>
+        <w:t xml:space="preserve"> </w:t>
+      </w:r>
+      <w:r>
+        <w:t xml:space="preserve">at 88.4 — and no threshold worth</w:t>
+      </w:r>
+      <w:r>
+        <w:t xml:space="preserve"> </w:t>
+      </w:r>
+      <w:r>
+        <w:t xml:space="preserve">considering excludes them. They are recorded as the fuzzy rung’s measured error rate,</w:t>
+      </w:r>
+      <w:r>
+        <w:t xml:space="preserve"> </w:t>
+      </w:r>
+      <w:r>
+        <w:t xml:space="preserve">roughly 2 in 29 audited pairs, rather than ruled out by a prefix rule that would also</w:t>
+      </w:r>
+      <w:r>
+        <w:t xml:space="preserve"> </w:t>
+      </w:r>
+      <w:r>
+        <w:t xml:space="preserve">reject</w:t>
+      </w:r>
+      <w:r>
+        <w:t xml:space="preserve"> </w:t>
+      </w:r>
+      <w:r>
+        <w:rPr>
+          <w:rStyle w:val="VerbatimChar"/>
+        </w:rPr>
+        <w:t xml:space="preserve">Broken Hearts Gallery</w:t>
+      </w:r>
+      <w:r>
+        <w:t xml:space="preserve"> </w:t>
+      </w:r>
+      <w:r>
+        <w:t xml:space="preserve">against</w:t>
+      </w:r>
+      <w:r>
+        <w:t xml:space="preserve"> </w:t>
+      </w:r>
+      <w:r>
+        <w:rPr>
+          <w:rStyle w:val="VerbatimChar"/>
+        </w:rPr>
+        <w:t xml:space="preserve">the broken hearts gallery</w:t>
+      </w:r>
+      <w:r>
+        <w:t xml:space="preserve">.</w:t>
+      </w:r>
+    </w:p>
+    <w:p>
+      <w:pPr>
+        <w:pStyle w:val="BodyText"/>
+      </w:pPr>
+      <w:r>
+        <w:t xml:space="preserve">The audit also found what no amount of reading the list would have: one disagreement was</w:t>
+      </w:r>
+      <w:r>
+        <w:t xml:space="preserve"> </w:t>
+      </w:r>
+      <w:r>
+        <w:t xml:space="preserve">a missing rung rather than a bad threshold.</w:t>
+      </w:r>
+      <w:r>
+        <w:t xml:space="preserve"> </w:t>
+      </w:r>
+      <w:r>
+        <w:rPr>
+          <w:rStyle w:val="VerbatimChar"/>
+        </w:rPr>
+        <w:t xml:space="preserve">Tughlaq Durbar (Telugu)</w:t>
+      </w:r>
+      <w:r>
+        <w:t xml:space="preserve"> </w:t>
+      </w:r>
+      <w:r>
+        <w:t xml:space="preserve">could not reach the</w:t>
+      </w:r>
+      <w:r>
+        <w:t xml:space="preserve"> </w:t>
+      </w:r>
+      <w:r>
+        <w:t xml:space="preserve">qualifier rung because it was restricted to TV, so 153 film titles carrying a language</w:t>
+      </w:r>
+      <w:r>
+        <w:t xml:space="preserve"> </w:t>
+      </w:r>
+      <w:r>
+        <w:t xml:space="preserve">qualifier — almost all Indian-language versions — were invisible to it. Fixing that</w:t>
+      </w:r>
+      <w:r>
+        <w:t xml:space="preserve"> </w:t>
+      </w:r>
+      <w:r>
+        <w:t xml:space="preserve">matched 82 more titles, including</w:t>
+      </w:r>
+      <w:r>
+        <w:t xml:space="preserve"> </w:t>
+      </w:r>
+      <w:r>
+        <w:rPr>
+          <w:i/>
+          <w:iCs/>
+        </w:rPr>
+        <w:t xml:space="preserve">Kalki 2898 AD (Hindi)</w:t>
+      </w:r>
+      <w:r>
+        <w:t xml:space="preserve"> </w:t>
+      </w:r>
+      <w:r>
+        <w:t xml:space="preserve">and</w:t>
+      </w:r>
+      <w:r>
+        <w:t xml:space="preserve"> </w:t>
+      </w:r>
+      <w:r>
+        <w:rPr>
+          <w:i/>
+          <w:iCs/>
+        </w:rPr>
+        <w:t xml:space="preserve">Baahubali 2: The</w:t>
+      </w:r>
+      <w:r>
+        <w:rPr>
+          <w:i/>
+          <w:iCs/>
+        </w:rPr>
+        <w:t xml:space="preserve"> </w:t>
+      </w:r>
+      <w:r>
+        <w:rPr>
+          <w:i/>
+          <w:iCs/>
+        </w:rPr>
+        <w:t xml:space="preserve">Conclusion (Hindi Version)</w:t>
+      </w:r>
+      <w:r>
+        <w:t xml:space="preserve">.</w:t>
+      </w:r>
+    </w:p>
+    <w:p>
+      <w:pPr>
+        <w:pStyle w:val="BodyText"/>
+      </w:pPr>
+      <w:r>
+        <w:t xml:space="preserve">Where one name matches several IMDb ids, they are narrowed by year, then year within</w:t>
+      </w:r>
+      <w:r>
+        <w:t xml:space="preserve"> </w:t>
+      </w:r>
+      <w:r>
+        <w:t xml:space="preserve">one, then vote count. The last of those is a judgement rather than a fact, so it is</w:t>
+      </w:r>
+      <w:r>
+        <w:t xml:space="preserve"> </w:t>
+      </w:r>
+      <w:r>
+        <w:t xml:space="preserve">counted and the genuinely close cases are listed.</w:t>
+      </w:r>
+    </w:p>
+    <w:p>
+      <w:pPr>
+        <w:pStyle w:val="BodyText"/>
+      </w:pPr>
+      <w:r>
+        <w:rPr>
+          <w:b/>
+          <w:bCs/>
+        </w:rPr>
         <w:t xml:space="preserve">Unmatched titles are kept, flagged, not dropped</w:t>
       </w:r>
       <w:r>
         <w:t xml:space="preserve"> </w:t>
       </w:r>
       <w:r>
-        <w:t xml:space="preserve">— 7.8% of titles but 1.3% of hours.</w:t>
+        <w:t xml:space="preserve">— 7.3% of titles but 1.2% of hours.</w:t>
       </w:r>
       <w:r>
         <w:t xml:space="preserve"> </w:t>

--- a/deliverables/streaming-engagement-report.docx
+++ b/deliverables/streaming-engagement-report.docx
@@ -3806,7 +3806,7 @@
           <w:i/>
           <w:iCs/>
         </w:rPr>
-        <w:t xml:space="preserve">. 74 tests.</w:t>
+        <w:t xml:space="preserve">. 82 tests.</w:t>
       </w:r>
       <w:r>
         <w:rPr>
